--- a/docs/Colvio_Spec_Technique.docx
+++ b/docs/Colvio_Spec_Technique.docx
@@ -63,7 +63,7 @@
           <w:sz w:val="22"/>
           <w:szCs w:val="22"/>
         </w:rPr>
-        <w:t xml:space="preserve">v1.11.154  ·  Août 2026</w:t>
+        <w:t xml:space="preserve">v1.11.170  ·  Octobre 2026</w:t>
       </w:r>
     </w:p>
     <w:p>
@@ -132,7 +132,7 @@
         <w:t xml:space="preserve">Manifest V3</w:t>
       </w:r>
       <w:r>
-        <w:t xml:space="preserve"> (React 18 + Vite) pour Microsoft Dynamics 365 / Dataverse. Elle fournit 19 modules d'exploration, de chargement et d'audit, sans aucun backend : toutes les requêtes partent du navigateur de l'utilisateur vers sa propre org, authentifiées par la session existante.</w:t>
+        <w:t xml:space="preserve"> (React 18 + Vite) pour Microsoft Dynamics 365 / Dataverse. Elle fournit 20 modules d'exploration, de chargement et d'audit, sans aucun backend : toutes les requêtes partent du navigateur de l'utilisateur vers sa propre org, authentifiées par la session existante.</w:t>
       </w:r>
     </w:p>
     <w:tbl>
@@ -265,7 +265,7 @@
                 <w:sz w:val="20"/>
                 <w:szCs w:val="20"/>
               </w:rPr>
-              <w:t xml:space="preserve">~19 300</w:t>
+              <w:t xml:space="preserve">~20 600</w:t>
             </w:r>
           </w:p>
         </w:tc>
@@ -321,7 +321,7 @@
                 <w:sz w:val="20"/>
                 <w:szCs w:val="20"/>
               </w:rPr>
-              <w:t xml:space="preserve">38</w:t>
+              <w:t xml:space="preserve">39</w:t>
             </w:r>
           </w:p>
         </w:tc>
@@ -377,7 +377,7 @@
                 <w:sz w:val="20"/>
                 <w:szCs w:val="20"/>
               </w:rPr>
-              <w:t xml:space="preserve">79</w:t>
+              <w:t xml:space="preserve">73</w:t>
             </w:r>
           </w:p>
         </w:tc>
@@ -433,7 +433,7 @@
                 <w:sz w:val="20"/>
                 <w:szCs w:val="20"/>
               </w:rPr>
-              <w:t xml:space="preserve">260 (Vitest)</w:t>
+              <w:t xml:space="preserve">314 (Vitest)</w:t>
             </w:r>
           </w:p>
         </w:tc>
@@ -489,7 +489,7 @@
                 <w:sz w:val="20"/>
                 <w:szCs w:val="20"/>
               </w:rPr>
-              <w:t xml:space="preserve">~905 KB (+ ~430 KB xlsx, ~373 KB pptxgen à la demande)</w:t>
+              <w:t xml:space="preserve">~968 KB (+ ~430 KB xlsx, ~373 KB pptxgen à la demande)</w:t>
             </w:r>
           </w:p>
         </w:tc>
@@ -738,7 +738,7 @@
         <w:t xml:space="preserve">panel</w:t>
       </w:r>
       <w:r>
-        <w:t xml:space="preserve"> (src/) — l'application React : 38 composants, un module = un onglet. Le bridge (</w:t>
+        <w:t xml:space="preserve"> (src/) — l'application React : 39 composants, un module = un onglet. Le bridge (</w:t>
       </w:r>
       <w:r>
         <w:rPr>
@@ -893,7 +893,7 @@
           <w:b/>
           <w:bCs/>
         </w:rPr>
-        <w:t xml:space="preserve">79 actions</w:t>
+        <w:t xml:space="preserve">73 actions</w:t>
       </w:r>
       <w:r>
         <w:t xml:space="preserve"> (query, metadata, batch…), validation des entrées (regex noms d'entités/champs, GUIDs, strip des caractères de contrôle), construction des $batch, back-off 429.</w:t>
@@ -1193,7 +1193,7 @@
                 <w:sz w:val="20"/>
                 <w:szCs w:val="20"/>
               </w:rPr>
-              <w:t xml:space="preserve">SQL → FetchXML</w:t>
+              <w:t xml:space="preserve">SQL (2 moteurs)</w:t>
             </w:r>
           </w:p>
         </w:tc>
@@ -1220,7 +1220,7 @@
                 <w:sz w:val="20"/>
                 <w:szCs w:val="20"/>
               </w:rPr>
-              <w:t xml:space="preserve">Parseur dédié (</w:t>
+              <w:t xml:space="preserve">Natif : le SELECT part tel quel à Dataverse via l'option Web API ?sql= (JOIN multi-tables avec alias, self-joins, DISTINCT, GROUP BY serveur ; orgs sans l'option auto-détectées). Transpilé : parseur dédié (</w:t>
             </w:r>
             <w:r>
               <w:rPr>
@@ -1236,7 +1236,7 @@
                 <w:sz w:val="20"/>
                 <w:szCs w:val="20"/>
               </w:rPr>
-              <w:t xml:space="preserve">, 43 tests) : SELECT/JOIN/WHERE/GROUP BY/agrégats → link-entity, attributs, filtres.</w:t>
+              <w:t xml:space="preserve">, 43 tests) SELECT/JOIN/WHERE/GROUP BY → link-entity — seul moteur avec HAVING/TOP.</w:t>
             </w:r>
           </w:p>
         </w:tc>
@@ -1420,7 +1420,7 @@
                 <w:sz w:val="20"/>
                 <w:szCs w:val="20"/>
               </w:rPr>
-              <w:t xml:space="preserve">EntityDefinitions + attributs ; édition inline typée des champs ; gestionnaire de BPF ; exports CSV dictionnaire de données et OptionSets.</w:t>
+              <w:t xml:space="preserve">EntityDefinitions + attributs ; édition inline typée des champs, LOOKUPS inclus (lier/relier/effacer via @odata.bind, GUID validé) ; gestionnaire de BPF ; chips de filtre Virtual/Elastic ; exports CSV dictionnaire de données et OptionSets.</w:t>
             </w:r>
           </w:p>
         </w:tc>
@@ -1588,7 +1588,7 @@
                 <w:sz w:val="20"/>
                 <w:szCs w:val="20"/>
               </w:rPr>
-              <w:t xml:space="preserve">Rendu SVG custom (drag/zoom/pan), exports PNG 2x / SVG / Mermaid ; snapshots JSON + diff classé entre orgs.</w:t>
+              <w:t xml:space="preserve">Rendu SVG custom (drag/zoom/pan), arêtes N:N pointillées dans l'ERD, relations métier d'abord dans le graphe (plomberie système derrière un toggle, ↻ vide-cache), exports PNG 2x / SVG / Mermaid ; snapshots JSON + diff classé entre orgs.</w:t>
             </w:r>
           </w:p>
         </w:tc>
@@ -1868,7 +1868,63 @@
                 <w:sz w:val="20"/>
                 <w:szCs w:val="20"/>
               </w:rPr>
-              <w:t xml:space="preserve">Hiérarchie + organigramme plein écran (PNG), déplacement d'utilisateurs en masse (vérité sur les rôles annoncée), sélection par liste collée ; analytics d'adoption (agrégation serveur par jour, DAU/WAU/MAU, comptes de service séparés, rapport PowerPoint natif).</w:t>
+              <w:t xml:space="preserve">Hiérarchie + organigramme plein écran (PNG), déplacement d'utilisateurs en masse (vérité sur les rôles annoncée), sélection par liste collée et déplacement VERS une BU par liste d'emails (recherche org entière) ; analytics d'adoption (agrégation serveur par jour, DAU/WAU/MAU, comptes de service séparés, rapport PowerPoint natif).</w:t>
+            </w:r>
+          </w:p>
+        </w:tc>
+      </w:tr>
+      <w:tr>
+        <w:tc>
+          <w:tcPr>
+            <w:tcW w:type="dxa" w:w="2578"/>
+            <w:tcBorders>
+              <w:top w:val="single" w:color="C9CED6" w:sz="1"/>
+              <w:left w:val="single" w:color="C9CED6" w:sz="1"/>
+              <w:bottom w:val="single" w:color="C9CED6" w:sz="1"/>
+              <w:right w:val="single" w:color="C9CED6" w:sz="1"/>
+            </w:tcBorders>
+            <w:shd w:fill="F7F8FA" w:val="clear"/>
+            <w:tcMar>
+              <w:top w:type="dxa" w:w="60"/>
+              <w:left w:type="dxa" w:w="110"/>
+              <w:bottom w:type="dxa" w:w="60"/>
+              <w:right w:type="dxa" w:w="110"/>
+            </w:tcMar>
+          </w:tcPr>
+          <w:p>
+            <w:r>
+              <w:rPr>
+                <w:sz w:val="20"/>
+                <w:szCs w:val="20"/>
+              </w:rPr>
+              <w:t xml:space="preserve">Teams</w:t>
+            </w:r>
+          </w:p>
+        </w:tc>
+        <w:tc>
+          <w:tcPr>
+            <w:tcW w:type="dxa" w:w="6448"/>
+            <w:tcBorders>
+              <w:top w:val="single" w:color="C9CED6" w:sz="1"/>
+              <w:left w:val="single" w:color="C9CED6" w:sz="1"/>
+              <w:bottom w:val="single" w:color="C9CED6" w:sz="1"/>
+              <w:right w:val="single" w:color="C9CED6" w:sz="1"/>
+            </w:tcBorders>
+            <w:shd w:fill="F7F8FA" w:val="clear"/>
+            <w:tcMar>
+              <w:top w:type="dxa" w:w="60"/>
+              <w:left w:type="dxa" w:w="110"/>
+              <w:bottom w:type="dxa" w:w="60"/>
+              <w:right w:type="dxa" w:w="110"/>
+            </w:tcMar>
+          </w:tcPr>
+          <w:p>
+            <w:r>
+              <w:rPr>
+                <w:sz w:val="20"/>
+                <w:szCs w:val="20"/>
+              </w:rPr>
+              <w:t xml:space="preserve">Teams propriétaires / groupes Entra / access teams (chargées à la demande, cap 500) : membres, rôles de sécurité portés (hérités par les membres sans apparaître sur l'utilisateur), Object ID Entra copiable, vérité de matérialisation paresseuse affichée. Lecture seule.</w:t>
             </w:r>
           </w:p>
         </w:tc>
@@ -1983,7 +2039,79 @@
         <w:t xml:space="preserve">OrganizationType</w:t>
       </w:r>
       <w:r>
-        <w:t xml:space="preserve"> (Production, Sandbox, CustomerTest→UAT, Trial…) — source de vérité du badge d'environnement. Une heuristique sur le hostname (sandbox, uat, dev, recette…) sert uniquement de secours pour les orgs qui n'exposent pas l'API.</w:t>
+        <w:t xml:space="preserve"> — source de vérité du badge, mappé sur l'enum DOCUMENTÉ de Microsoft : une org de production répond </w:t>
+      </w:r>
+      <w:r>
+        <w:rPr>
+          <w:rFonts w:ascii="Consolas" w:cs="Consolas" w:eastAsia="Consolas" w:hAnsi="Consolas"/>
+          <w:color w:val="0E7490"/>
+          <w:sz w:val="19"/>
+          <w:szCs w:val="19"/>
+        </w:rPr>
+        <w:t xml:space="preserve">Customer</w:t>
+      </w:r>
+      <w:r>
+        <w:t xml:space="preserve"> ou </w:t>
+      </w:r>
+      <w:r>
+        <w:rPr>
+          <w:rFonts w:ascii="Consolas" w:cs="Consolas" w:eastAsia="Consolas" w:hAnsi="Consolas"/>
+          <w:color w:val="0E7490"/>
+          <w:sz w:val="19"/>
+          <w:szCs w:val="19"/>
+        </w:rPr>
+        <w:t xml:space="preserve">Secondary</w:t>
+      </w:r>
+      <w:r>
+        <w:t xml:space="preserve"> (l'enum n'a PAS de membre « Production »), </w:t>
+      </w:r>
+      <w:r>
+        <w:rPr>
+          <w:rFonts w:ascii="Consolas" w:cs="Consolas" w:eastAsia="Consolas" w:hAnsi="Consolas"/>
+          <w:color w:val="0E7490"/>
+          <w:sz w:val="19"/>
+          <w:szCs w:val="19"/>
+        </w:rPr>
+        <w:t xml:space="preserve">CustomerTest</w:t>
+      </w:r>
+      <w:r>
+        <w:t xml:space="preserve">/</w:t>
+      </w:r>
+      <w:r>
+        <w:rPr>
+          <w:rFonts w:ascii="Consolas" w:cs="Consolas" w:eastAsia="Consolas" w:hAnsi="Consolas"/>
+          <w:color w:val="0E7490"/>
+          <w:sz w:val="19"/>
+          <w:szCs w:val="19"/>
+        </w:rPr>
+        <w:t xml:space="preserve">CustomerFreeTest</w:t>
+      </w:r>
+      <w:r>
+        <w:t xml:space="preserve"> = sandbox, </w:t>
+      </w:r>
+      <w:r>
+        <w:rPr>
+          <w:rFonts w:ascii="Consolas" w:cs="Consolas" w:eastAsia="Consolas" w:hAnsi="Consolas"/>
+          <w:color w:val="0E7490"/>
+          <w:sz w:val="19"/>
+          <w:szCs w:val="19"/>
+        </w:rPr>
+        <w:t xml:space="preserve">TestDrive</w:t>
+      </w:r>
+      <w:r>
+        <w:t xml:space="preserve">/</w:t>
+      </w:r>
+      <w:r>
+        <w:rPr>
+          <w:rFonts w:ascii="Consolas" w:cs="Consolas" w:eastAsia="Consolas" w:hAnsi="Consolas"/>
+          <w:color w:val="0E7490"/>
+          <w:sz w:val="19"/>
+          <w:szCs w:val="19"/>
+        </w:rPr>
+        <w:t xml:space="preserve">Trial</w:t>
+      </w:r>
+      <w:r>
+        <w:t xml:space="preserve"> = essai. Valeur inconnue = présumée production (fail-closed : les confirmations PROD ne peuvent pas être désarmées par un type nouveau). L'heuristique hostname ne sert que de secours.</w:t>
       </w:r>
     </w:p>
     <w:p>
@@ -2033,7 +2161,17 @@
         <w:t xml:space="preserve">d365_cache_&lt;org&gt;_…</w:t>
       </w:r>
       <w:r>
-        <w:t xml:space="preserve">) — aucun mélange entre environnements.</w:t>
+        <w:t xml:space="preserve">) — aucun mélange entre environnements. En cas de quota storage atteint, le cache </w:t>
+      </w:r>
+      <w:r>
+        <w:rPr>
+          <w:b/>
+          <w:bCs/>
+        </w:rPr>
+        <w:t xml:space="preserve">s'auto-évince</w:t>
+      </w:r>
+      <w:r>
+        <w:t xml:space="preserve"> (autres orgs d'abord, puis org courante, puis repli mémoire) : une écriture de cache ne peut jamais faire échouer une fonctionnalité.</w:t>
       </w:r>
     </w:p>
     <w:tbl>
@@ -2929,7 +3067,7 @@
         <w:t xml:space="preserve">fullLog</w:t>
       </w:r>
       <w:r>
-        <w:t xml:space="preserve"> (ref, hors React — toutes les lignes, O(1) mémoire par ligne) et un buffer d'affichage borné à 2 000 entrées (ring buffer, compteurs agrégés). Le détail par ligne reconstruit la requête exacte (mêmes transforms + optionMaps que l'envoi). Exports : log complet, erreurs seules, en CSV protégé.</w:t>
+        <w:t xml:space="preserve"> (ref, hors React — toutes les lignes, O(1) mémoire par ligne) et un buffer d'affichage borné à 300 entrées (ring buffer, compteurs agrégés). Le détail par ligne reconstruit la requête exacte (mêmes transforms + optionMaps que l'envoi). Exports : log complet, erreurs seules, en CSV protégé.</w:t>
       </w:r>
     </w:p>
     <w:p>
@@ -2950,7 +3088,7 @@
         <w:spacing w:after="120"/>
       </w:pPr>
       <w:r>
-        <w:t xml:space="preserve">Audit complet (4 dimensions) + revue de code à 7 angles en juin 2026 : </w:t>
+        <w:t xml:space="preserve">Audits successifs : 4 dimensions + revue 7 angles (juin 2026), audit chemins d'écriture (août), audit produit 8 lentilles (septembre), revue pré-publication (septembre) : </w:t>
       </w:r>
       <w:r>
         <w:rPr>
@@ -3189,15 +3327,7 @@
         <w:t xml:space="preserve">Garde d'origine du relais</w:t>
       </w:r>
       <w:r>
-        <w:t xml:space="preserve"> : le panel déclare son org sur chaque requête ; le service worker refuse tout onglet affichant un autre environnement.</w:t>
-      </w:r>
-    </w:p>
-    <w:p>
-      <w:pPr>
-        <w:pStyle w:val="Heading1"/>
-      </w:pPr>
-      <w:r>
-        <w:t xml:space="preserve">7. Performance</w:t>
+        <w:t xml:space="preserve"> : le panel déclare son org sur chaque requête ; le service worker refuse tout onglet affichant un autre environnement (et refuse une requête sans org déclarée — fail-closed).</w:t>
       </w:r>
     </w:p>
     <w:p>
@@ -3210,7 +3340,14 @@
         <w:spacing w:after="60"/>
       </w:pPr>
       <w:r>
-        <w:t xml:space="preserve">Rate-limit client 30 req/s + back-off 429 ; pools de workers bulk (6 par défaut, 52 connexions max Dataverse).</w:t>
+        <w:rPr>
+          <w:b/>
+          <w:bCs/>
+        </w:rPr>
+        <w:t xml:space="preserve">Confidentialité de l'historique</w:t>
+      </w:r>
+      <w:r>
+        <w:t xml:space="preserve"> : les valeurs de filtre ne persistent jamais — $filter OData, littéraux SQL et values FetchXML expurgés avant stockage, et les entrées des versions antérieures sont nettoyées au chargement (scrub idempotent).</w:t>
       </w:r>
     </w:p>
     <w:p>
@@ -3223,7 +3360,22 @@
         <w:spacing w:after="60"/>
       </w:pPr>
       <w:r>
-        <w:t xml:space="preserve">Virtual scrolling (~35 lignes rendues quel que soit le volume) ; live log borné (2 000) + ref complète hors re-render.</w:t>
+        <w:rPr>
+          <w:b/>
+          <w:bCs/>
+        </w:rPr>
+        <w:t xml:space="preserve">Confirmations PRODUCTION</w:t>
+      </w:r>
+      <w:r>
+        <w:t xml:space="preserve"> sur toute surface destructrice (runs du Loader, update/delete en masse, éditions inline, déplacements de BU), armées par la vraie détection d'environnement.</w:t>
+      </w:r>
+    </w:p>
+    <w:p>
+      <w:pPr>
+        <w:pStyle w:val="Heading1"/>
+      </w:pPr>
+      <w:r>
+        <w:t xml:space="preserve">7. Performance</w:t>
       </w:r>
     </w:p>
     <w:p>
@@ -3236,17 +3388,7 @@
         <w:spacing w:after="60"/>
       </w:pPr>
       <w:r>
-        <w:t xml:space="preserve">xlsx </w:t>
-      </w:r>
-      <w:r>
-        <w:rPr>
-          <w:b/>
-          <w:bCs/>
-        </w:rPr>
-        <w:t xml:space="preserve">lazy-loadé</w:t>
-      </w:r>
-      <w:r>
-        <w:t xml:space="preserve"> : panel ~490 KB, le chunk xlsx (~430 KB) ne charge qu'au drop/export Excel.</w:t>
+        <w:t xml:space="preserve">Rate-limit client 30 req/s + back-off 429 ; pools de workers bulk (6 par défaut, 52 connexions max Dataverse).</w:t>
       </w:r>
     </w:p>
     <w:p>
@@ -3259,33 +3401,82 @@
         <w:spacing w:after="60"/>
       </w:pPr>
       <w:r>
-        <w:t xml:space="preserve">Cache métadonnées 2 niveaux ; debounce des recherches ; préchargement parallèle des OptionSets.</w:t>
-      </w:r>
-    </w:p>
-    <w:p>
-      <w:pPr>
-        <w:pStyle w:val="Heading1"/>
-      </w:pPr>
-      <w:r>
-        <w:t xml:space="preserve">8. Build, tests et release</w:t>
-      </w:r>
-    </w:p>
-    <w:p>
-      <w:pPr>
-        <w:spacing w:after="120"/>
-      </w:pPr>
-      <w:r>
-        <w:t xml:space="preserve">Vite (build &lt; 2 s) + script post-build (copie manifest/content/background, icônes). </w:t>
+        <w:t xml:space="preserve">Virtual scrolling (~35 lignes rendues quel que soit le volume) ; live log borné (300) + ref complète hors re-render.</w:t>
+      </w:r>
+    </w:p>
+    <w:p>
+      <w:pPr>
+        <w:pStyle w:val="ListParagraph"/>
+        <w:numPr>
+          <w:ilvl w:val="0"/>
+          <w:numId w:val="2"/>
+        </w:numPr>
+        <w:spacing w:after="60"/>
+      </w:pPr>
+      <w:r>
+        <w:t xml:space="preserve">xlsx </w:t>
       </w:r>
       <w:r>
         <w:rPr>
           <w:b/>
           <w:bCs/>
         </w:rPr>
-        <w:t xml:space="preserve">260 tests Vitest</w:t>
-      </w:r>
-      <w:r>
-        <w:t xml:space="preserve"> : parseur SQL (43), loaderUtils (transforms, parser RFC-4180, coercition typée), updateUtils/filterUtils/historyUtils (écritures, filtres, historique), adoption/BU/solutions/doublons, couverture i18n (chaque clé t() présente dans les deux locales). ESLint (règles vrais-bugs : no-undef, no-dupe-keys…) dans chaque passe pré-release.</w:t>
+        <w:t xml:space="preserve">lazy-loadé</w:t>
+      </w:r>
+      <w:r>
+        <w:t xml:space="preserve"> : panel ~490 KB, le chunk xlsx (~430 KB) ne charge qu'au drop/export Excel.</w:t>
+      </w:r>
+    </w:p>
+    <w:p>
+      <w:pPr>
+        <w:pStyle w:val="ListParagraph"/>
+        <w:numPr>
+          <w:ilvl w:val="0"/>
+          <w:numId w:val="2"/>
+        </w:numPr>
+        <w:spacing w:after="60"/>
+      </w:pPr>
+      <w:r>
+        <w:t xml:space="preserve">Cache métadonnées 2 niveaux ; debounce des recherches ; préchargement parallèle des OptionSets.</w:t>
+      </w:r>
+    </w:p>
+    <w:p>
+      <w:pPr>
+        <w:pStyle w:val="ListParagraph"/>
+        <w:numPr>
+          <w:ilvl w:val="0"/>
+          <w:numId w:val="2"/>
+        </w:numPr>
+        <w:spacing w:after="60"/>
+      </w:pPr>
+      <w:r>
+        <w:t xml:space="preserve">Caps de rendu (500 lignes + bandeau honnête) sur les listes potentiellement énormes (membres de rôle/BU/team, utilisateurs, adoption) — sélection, filtres et exports couvrent toujours la liste complète.</w:t>
+      </w:r>
+    </w:p>
+    <w:p>
+      <w:pPr>
+        <w:pStyle w:val="Heading1"/>
+      </w:pPr>
+      <w:r>
+        <w:t xml:space="preserve">8. Build, tests et release</w:t>
+      </w:r>
+    </w:p>
+    <w:p>
+      <w:pPr>
+        <w:spacing w:after="120"/>
+      </w:pPr>
+      <w:r>
+        <w:t xml:space="preserve">Vite (build &lt; 2 s) + script post-build (copie manifest/content/background, icônes). </w:t>
+      </w:r>
+      <w:r>
+        <w:rPr>
+          <w:b/>
+          <w:bCs/>
+        </w:rPr>
+        <w:t xml:space="preserve">314 tests Vitest</w:t>
+      </w:r>
+      <w:r>
+        <w:t xml:space="preserve"> : parseur SQL (43), envDetect/sqlNative/teamUtils/relGraphUtils (badge d'environnement fail-closed, moteur SQL natif, Teams, classification des relations), loaderUtils (transforms, parser RFC-4180, coercition typée), updateUtils/filterUtils/historyUtils (écritures, filtres, historique), adoption/BU/solutions/doublons, couverture i18n (chaque clé t() présente dans les deux locales). ESLint (règles vrais-bugs : no-undef, no-dupe-keys…) dans chaque passe pré-release.</w:t>
       </w:r>
     </w:p>
     <w:p>
@@ -3480,7 +3671,7 @@
         <w:sz w:val="17"/>
         <w:szCs w:val="17"/>
       </w:rPr>
-      <w:t xml:space="preserve">Colvio v1.11.154 — Spécification technique  —  </w:t>
+      <w:t xml:space="preserve">Colvio v1.11.170 — Spécification technique  —  </w:t>
     </w:r>
     <w:r>
       <w:rPr>

--- a/docs/Colvio_Spec_Technique.docx
+++ b/docs/Colvio_Spec_Technique.docx
@@ -63,7 +63,7 @@
           <w:sz w:val="22"/>
           <w:szCs w:val="22"/>
         </w:rPr>
-        <w:t xml:space="preserve">v1.11.170  ·  Octobre 2026</w:t>
+        <w:t xml:space="preserve">v1.11.171  ·  Octobre 2026</w:t>
       </w:r>
     </w:p>
     <w:p>
@@ -132,7 +132,7 @@
         <w:t xml:space="preserve">Manifest V3</w:t>
       </w:r>
       <w:r>
-        <w:t xml:space="preserve"> (React 18 + Vite) pour Microsoft Dynamics 365 / Dataverse. Elle fournit 20 modules d'exploration, de chargement et d'audit, sans aucun backend : toutes les requêtes partent du navigateur de l'utilisateur vers sa propre org, authentifiées par la session existante.</w:t>
+        <w:t xml:space="preserve"> (React 18 + Vite) pour Microsoft Dynamics 365 / Dataverse. Elle fournit 21 modules d'exploration, de chargement et d'audit, sans aucun backend : toutes les requêtes partent du navigateur de l'utilisateur vers sa propre org, authentifiées par la session existante.</w:t>
       </w:r>
     </w:p>
     <w:tbl>
@@ -265,7 +265,7 @@
                 <w:sz w:val="20"/>
                 <w:szCs w:val="20"/>
               </w:rPr>
-              <w:t xml:space="preserve">~20 600</w:t>
+              <w:t xml:space="preserve">~21 200</w:t>
             </w:r>
           </w:p>
         </w:tc>
@@ -321,7 +321,7 @@
                 <w:sz w:val="20"/>
                 <w:szCs w:val="20"/>
               </w:rPr>
-              <w:t xml:space="preserve">39</w:t>
+              <w:t xml:space="preserve">40</w:t>
             </w:r>
           </w:p>
         </w:tc>
@@ -433,7 +433,7 @@
                 <w:sz w:val="20"/>
                 <w:szCs w:val="20"/>
               </w:rPr>
-              <w:t xml:space="preserve">314 (Vitest)</w:t>
+              <w:t xml:space="preserve">336 (Vitest)</w:t>
             </w:r>
           </w:p>
         </w:tc>
@@ -489,7 +489,7 @@
                 <w:sz w:val="20"/>
                 <w:szCs w:val="20"/>
               </w:rPr>
-              <w:t xml:space="preserve">~968 KB (+ ~430 KB xlsx, ~373 KB pptxgen à la demande)</w:t>
+              <w:t xml:space="preserve">~996 KB (+ ~430 KB xlsx, ~373 KB pptxgen à la demande)</w:t>
             </w:r>
           </w:p>
         </w:tc>
@@ -1929,6 +1929,62 @@
           </w:p>
         </w:tc>
       </w:tr>
+      <w:tr>
+        <w:tc>
+          <w:tcPr>
+            <w:tcW w:type="dxa" w:w="2578"/>
+            <w:tcBorders>
+              <w:top w:val="single" w:color="C9CED6" w:sz="1"/>
+              <w:left w:val="single" w:color="C9CED6" w:sz="1"/>
+              <w:bottom w:val="single" w:color="C9CED6" w:sz="1"/>
+              <w:right w:val="single" w:color="C9CED6" w:sz="1"/>
+            </w:tcBorders>
+            <w:shd w:fill="FFFFFF" w:val="clear"/>
+            <w:tcMar>
+              <w:top w:type="dxa" w:w="60"/>
+              <w:left w:type="dxa" w:w="110"/>
+              <w:bottom w:type="dxa" w:w="60"/>
+              <w:right w:type="dxa" w:w="110"/>
+            </w:tcMar>
+          </w:tcPr>
+          <w:p>
+            <w:r>
+              <w:rPr>
+                <w:sz w:val="20"/>
+                <w:szCs w:val="20"/>
+              </w:rPr>
+              <w:t xml:space="preserve">Storage</w:t>
+            </w:r>
+          </w:p>
+        </w:tc>
+        <w:tc>
+          <w:tcPr>
+            <w:tcW w:type="dxa" w:w="6448"/>
+            <w:tcBorders>
+              <w:top w:val="single" w:color="C9CED6" w:sz="1"/>
+              <w:left w:val="single" w:color="C9CED6" w:sz="1"/>
+              <w:bottom w:val="single" w:color="C9CED6" w:sz="1"/>
+              <w:right w:val="single" w:color="C9CED6" w:sz="1"/>
+            </w:tcBorders>
+            <w:shd w:fill="FFFFFF" w:val="clear"/>
+            <w:tcMar>
+              <w:top w:type="dxa" w:w="60"/>
+              <w:left w:type="dxa" w:w="110"/>
+              <w:bottom w:type="dxa" w:w="60"/>
+              <w:right w:type="dxa" w:w="110"/>
+            </w:tcMar>
+          </w:tcPr>
+          <w:p>
+            <w:r>
+              <w:rPr>
+                <w:sz w:val="20"/>
+                <w:szCs w:val="20"/>
+              </w:rPr>
+              <w:t xml:space="preserve">Lignes par table pour toute l'org via RetrieveTotalRecordCount (instantané Dataverse ≤ 24 h, quelques appels découpés par lots, dichotomie qui isole une table refusée) ; classe de stockage selon la répartition Microsoft (File / Log incl. tables élastiques / Database) ; octets de fichiers par table (agrégats sur notes, colonnes File/Image, pièces jointes) en arrière-plan avec découpage par période au-delà de 50 000 lignes. Les Go facturés restent dans le centre d'admin (API à enregistrement d'application).</w:t>
+            </w:r>
+          </w:p>
+        </w:tc>
+      </w:tr>
     </w:tbl>
     <w:p>
       <w:r>
@@ -3473,7 +3529,7 @@
           <w:b/>
           <w:bCs/>
         </w:rPr>
-        <w:t xml:space="preserve">314 tests Vitest</w:t>
+        <w:t xml:space="preserve">336 tests Vitest</w:t>
       </w:r>
       <w:r>
         <w:t xml:space="preserve"> : parseur SQL (43), envDetect/sqlNative/teamUtils/relGraphUtils (badge d'environnement fail-closed, moteur SQL natif, Teams, classification des relations), loaderUtils (transforms, parser RFC-4180, coercition typée), updateUtils/filterUtils/historyUtils (écritures, filtres, historique), adoption/BU/solutions/doublons, couverture i18n (chaque clé t() présente dans les deux locales). ESLint (règles vrais-bugs : no-undef, no-dupe-keys…) dans chaque passe pré-release.</w:t>
@@ -3671,7 +3727,7 @@
         <w:sz w:val="17"/>
         <w:szCs w:val="17"/>
       </w:rPr>
-      <w:t xml:space="preserve">Colvio v1.11.170 — Spécification technique  —  </w:t>
+      <w:t xml:space="preserve">Colvio v1.11.171 — Spécification technique  —  </w:t>
     </w:r>
     <w:r>
       <w:rPr>

--- a/docs/Colvio_Spec_Technique.docx
+++ b/docs/Colvio_Spec_Technique.docx
@@ -433,7 +433,7 @@
                 <w:sz w:val="20"/>
                 <w:szCs w:val="20"/>
               </w:rPr>
-              <w:t xml:space="preserve">336 (Vitest)</w:t>
+              <w:t xml:space="preserve">347 (Vitest)</w:t>
             </w:r>
           </w:p>
         </w:tc>
@@ -3529,10 +3529,10 @@
           <w:b/>
           <w:bCs/>
         </w:rPr>
-        <w:t xml:space="preserve">336 tests Vitest</w:t>
-      </w:r>
-      <w:r>
-        <w:t xml:space="preserve"> : parseur SQL (43), envDetect/sqlNative/teamUtils/relGraphUtils (badge d'environnement fail-closed, moteur SQL natif, Teams, classification des relations), loaderUtils (transforms, parser RFC-4180, coercition typée), updateUtils/filterUtils/historyUtils (écritures, filtres, historique), adoption/BU/solutions/doublons, couverture i18n (chaque clé t() présente dans les deux locales). ESLint (règles vrais-bugs : no-undef, no-dupe-keys…) dans chaque passe pré-release.</w:t>
+        <w:t xml:space="preserve">347 tests Vitest</w:t>
+      </w:r>
+      <w:r>
+        <w:t xml:space="preserve"> : parseur SQL (43), envDetect/sqlNative/teamUtils/relGraphUtils/loginHistoryUtils (badge d'environnement fail-closed, moteur SQL natif, Teams, classification des relations, canaux d'accès de l'audit), loaderUtils (transforms, parser RFC-4180, coercition typée), updateUtils/filterUtils/historyUtils (écritures, filtres, historique), adoption/BU/solutions/doublons, couverture i18n (chaque clé t() présente dans les deux locales). ESLint (règles vrais-bugs : no-undef, no-dupe-keys…) dans chaque passe pré-release.</w:t>
       </w:r>
     </w:p>
     <w:p>

--- a/docs/Colvio_Spec_Technique.docx
+++ b/docs/Colvio_Spec_Technique.docx
@@ -433,7 +433,7 @@
                 <w:sz w:val="20"/>
                 <w:szCs w:val="20"/>
               </w:rPr>
-              <w:t xml:space="preserve">347 (Vitest)</w:t>
+              <w:t xml:space="preserve">350 (Vitest)</w:t>
             </w:r>
           </w:p>
         </w:tc>
@@ -3529,7 +3529,7 @@
           <w:b/>
           <w:bCs/>
         </w:rPr>
-        <w:t xml:space="preserve">347 tests Vitest</w:t>
+        <w:t xml:space="preserve">350 tests Vitest</w:t>
       </w:r>
       <w:r>
         <w:t xml:space="preserve"> : parseur SQL (43), envDetect/sqlNative/teamUtils/relGraphUtils/loginHistoryUtils (badge d'environnement fail-closed, moteur SQL natif, Teams, classification des relations, canaux d'accès de l'audit), loaderUtils (transforms, parser RFC-4180, coercition typée), updateUtils/filterUtils/historyUtils (écritures, filtres, historique), adoption/BU/solutions/doublons, couverture i18n (chaque clé t() présente dans les deux locales). ESLint (règles vrais-bugs : no-undef, no-dupe-keys…) dans chaque passe pré-release.</w:t>

--- a/docs/Colvio_Spec_Technique.docx
+++ b/docs/Colvio_Spec_Technique.docx
@@ -433,7 +433,7 @@
                 <w:sz w:val="20"/>
                 <w:szCs w:val="20"/>
               </w:rPr>
-              <w:t xml:space="preserve">350 (Vitest)</w:t>
+              <w:t xml:space="preserve">421 (Vitest)</w:t>
             </w:r>
           </w:p>
         </w:tc>
@@ -3529,7 +3529,7 @@
           <w:b/>
           <w:bCs/>
         </w:rPr>
-        <w:t xml:space="preserve">350 tests Vitest</w:t>
+        <w:t xml:space="preserve">421 tests Vitest</w:t>
       </w:r>
       <w:r>
         <w:t xml:space="preserve"> : parseur SQL (43), envDetect/sqlNative/teamUtils/relGraphUtils/loginHistoryUtils (badge d'environnement fail-closed, moteur SQL natif, Teams, classification des relations, canaux d'accès de l'audit), loaderUtils (transforms, parser RFC-4180, coercition typée), updateUtils/filterUtils/historyUtils (écritures, filtres, historique), adoption/BU/solutions/doublons, couverture i18n (chaque clé t() présente dans les deux locales). ESLint (règles vrais-bugs : no-undef, no-dupe-keys…) dans chaque passe pré-release.</w:t>

--- a/docs/Colvio_Spec_Technique.docx
+++ b/docs/Colvio_Spec_Technique.docx
@@ -433,7 +433,7 @@
                 <w:sz w:val="20"/>
                 <w:szCs w:val="20"/>
               </w:rPr>
-              <w:t xml:space="preserve">421 (Vitest)</w:t>
+              <w:t xml:space="preserve">458 (Vitest)</w:t>
             </w:r>
           </w:p>
         </w:tc>
@@ -3529,7 +3529,7 @@
           <w:b/>
           <w:bCs/>
         </w:rPr>
-        <w:t xml:space="preserve">421 tests Vitest</w:t>
+        <w:t xml:space="preserve">458 tests Vitest</w:t>
       </w:r>
       <w:r>
         <w:t xml:space="preserve"> : parseur SQL (43), envDetect/sqlNative/teamUtils/relGraphUtils/loginHistoryUtils (badge d'environnement fail-closed, moteur SQL natif, Teams, classification des relations, canaux d'accès de l'audit), loaderUtils (transforms, parser RFC-4180, coercition typée), updateUtils/filterUtils/historyUtils (écritures, filtres, historique), adoption/BU/solutions/doublons, couverture i18n (chaque clé t() présente dans les deux locales). ESLint (règles vrais-bugs : no-undef, no-dupe-keys…) dans chaque passe pré-release.</w:t>
